--- a/downloads/teacher/04 Units/Unit 04 - Environmental Design and Management - Spaces We Live In/Lesson 04.02 - Home Safety Hunt and Emergency Plans.docx
+++ b/downloads/teacher/04 Units/Unit 04 - Environmental Design and Management - Spaces We Live In/Lesson 04.02 - Home Safety Hunt and Emergency Plans.docx
@@ -330,23 +330,41 @@
       <w:r>
         <w:t xml:space="preserve">By the end of this lesson, students will be able to:</w:t>
       </w:r>
-      <w:r>
-        <w:t xml:space="preserve"> </w:t>
-      </w:r>
-      <w:r>
-        <w:t xml:space="preserve">1. (Low: remember or understand) Given a room name, list the two or three most common hazards in that room and name the detector or device that reduces the risk.</w:t>
-      </w:r>
-      <w:r>
-        <w:t xml:space="preserve"> </w:t>
-      </w:r>
-      <w:r>
-        <w:t xml:space="preserve">2. (Mid: apply or analyze) Given a described two-floor home, locate at least twelve of the fifteen planted hazards and classify each by room and by hazard type.</w:t>
-      </w:r>
-      <w:r>
-        <w:t xml:space="preserve"> </w:t>
-      </w:r>
-      <w:r>
-        <w:t xml:space="preserve">3. (High: evaluate or create) Given a family card, create a family emergency plan with two exits from each bedroom, a meeting spot, and the three numbers to call, and justify the meeting spot in one sentence.</w:t>
+    </w:p>
+    <w:p>
+      <w:pPr>
+        <w:numPr>
+          <w:ilvl w:val="0"/>
+          <w:numId w:val="1002"/>
+        </w:numPr>
+        <w:pStyle w:val="Compact"/>
+      </w:pPr>
+      <w:r>
+        <w:t xml:space="preserve">(Low: remember or understand) Given a room name, list the two or three most common hazards in that room and name the detector or device that reduces the risk.</w:t>
+      </w:r>
+    </w:p>
+    <w:p>
+      <w:pPr>
+        <w:numPr>
+          <w:ilvl w:val="0"/>
+          <w:numId w:val="1002"/>
+        </w:numPr>
+        <w:pStyle w:val="Compact"/>
+      </w:pPr>
+      <w:r>
+        <w:t xml:space="preserve">(Mid: apply or analyze) Given a described two-floor home, locate at least twelve of the fifteen planted hazards and classify each by room and by hazard type.</w:t>
+      </w:r>
+    </w:p>
+    <w:p>
+      <w:pPr>
+        <w:numPr>
+          <w:ilvl w:val="0"/>
+          <w:numId w:val="1002"/>
+        </w:numPr>
+        <w:pStyle w:val="Compact"/>
+      </w:pPr>
+      <w:r>
+        <w:t xml:space="preserve">(High: evaluate or create) Given a family card, create a family emergency plan with two exits from each bedroom, a meeting spot, and the three numbers to call, and justify the meeting spot in one sentence.</w:t>
       </w:r>
     </w:p>
     <w:p>
@@ -387,7 +405,7 @@
       <w:pPr>
         <w:numPr>
           <w:ilvl w:val="0"/>
-          <w:numId w:val="1002"/>
+          <w:numId w:val="1003"/>
         </w:numPr>
         <w:pStyle w:val="Compact"/>
       </w:pPr>
@@ -414,7 +432,7 @@
       <w:pPr>
         <w:numPr>
           <w:ilvl w:val="0"/>
-          <w:numId w:val="1002"/>
+          <w:numId w:val="1003"/>
         </w:numPr>
         <w:pStyle w:val="Compact"/>
       </w:pPr>
@@ -426,7 +444,7 @@
       <w:pPr>
         <w:numPr>
           <w:ilvl w:val="0"/>
-          <w:numId w:val="1002"/>
+          <w:numId w:val="1003"/>
         </w:numPr>
         <w:pStyle w:val="Compact"/>
       </w:pPr>
@@ -447,7 +465,7 @@
       <w:pPr>
         <w:numPr>
           <w:ilvl w:val="0"/>
-          <w:numId w:val="1002"/>
+          <w:numId w:val="1003"/>
         </w:numPr>
         <w:pStyle w:val="Compact"/>
       </w:pPr>
@@ -468,7 +486,7 @@
       <w:pPr>
         <w:numPr>
           <w:ilvl w:val="0"/>
-          <w:numId w:val="1002"/>
+          <w:numId w:val="1003"/>
         </w:numPr>
         <w:pStyle w:val="Compact"/>
       </w:pPr>
@@ -480,7 +498,7 @@
       <w:pPr>
         <w:numPr>
           <w:ilvl w:val="0"/>
-          <w:numId w:val="1002"/>
+          <w:numId w:val="1003"/>
         </w:numPr>
         <w:pStyle w:val="Compact"/>
       </w:pPr>
@@ -907,49 +925,85 @@
       <w:r>
         <w:t xml:space="preserve">Monitor understanding:</w:t>
       </w:r>
-      <w:r>
-        <w:t xml:space="preserve"> </w:t>
-      </w:r>
-      <w:r>
-        <w:t xml:space="preserve">- Where do smoke detectors go? How often do you test one?</w:t>
-      </w:r>
-      <w:r>
-        <w:t xml:space="preserve"> </w:t>
-      </w:r>
-      <w:r>
-        <w:t xml:space="preserve">- Why does a home need a CO detector if it already has a smoke detector?</w:t>
-      </w:r>
-      <w:r>
-        <w:t xml:space="preserve"> </w:t>
-      </w:r>
-      <w:r>
-        <w:t xml:space="preserve">- The medicine is on the bathroom counter. Who is that a hazard for, the toddler or the grandmother, and why?</w:t>
-      </w:r>
-    </w:p>
-    <w:p>
-      <w:pPr>
-        <w:pStyle w:val="BodyText"/>
+    </w:p>
+    <w:p>
+      <w:pPr>
+        <w:numPr>
+          <w:ilvl w:val="0"/>
+          <w:numId w:val="1004"/>
+        </w:numPr>
+        <w:pStyle w:val="Compact"/>
+      </w:pPr>
+      <w:r>
+        <w:t xml:space="preserve">Where do smoke detectors go? How often do you test one?</w:t>
+      </w:r>
+    </w:p>
+    <w:p>
+      <w:pPr>
+        <w:numPr>
+          <w:ilvl w:val="0"/>
+          <w:numId w:val="1004"/>
+        </w:numPr>
+        <w:pStyle w:val="Compact"/>
+      </w:pPr>
+      <w:r>
+        <w:t xml:space="preserve">Why does a home need a CO detector if it already has a smoke detector?</w:t>
+      </w:r>
+    </w:p>
+    <w:p>
+      <w:pPr>
+        <w:numPr>
+          <w:ilvl w:val="0"/>
+          <w:numId w:val="1004"/>
+        </w:numPr>
+        <w:pStyle w:val="Compact"/>
+      </w:pPr>
+      <w:r>
+        <w:t xml:space="preserve">The medicine is on the bathroom counter. Who is that a hazard for, the toddler or the grandmother, and why?</w:t>
+      </w:r>
+    </w:p>
+    <w:p>
+      <w:pPr>
+        <w:pStyle w:val="FirstParagraph"/>
       </w:pPr>
       <w:r>
         <w:t xml:space="preserve">Deepen learning:</w:t>
       </w:r>
-      <w:r>
-        <w:t xml:space="preserve"> </w:t>
-      </w:r>
-      <w:r>
-        <w:t xml:space="preserve">- Why is the driveway a bad meeting spot?</w:t>
-      </w:r>
-      <w:r>
-        <w:t xml:space="preserve"> </w:t>
-      </w:r>
-      <w:r>
-        <w:t xml:space="preserve">- The grandmother’s bedroom is on the second floor and she uses a cane. What does that change about the plan? Would you move her room? What would that cost the family?</w:t>
-      </w:r>
-      <w:r>
-        <w:t xml:space="preserve"> </w:t>
-      </w:r>
-      <w:r>
-        <w:t xml:space="preserve">- Which of the fifteen hazards would you fix first if you had five minutes and no money? Which needs money?</w:t>
+    </w:p>
+    <w:p>
+      <w:pPr>
+        <w:numPr>
+          <w:ilvl w:val="0"/>
+          <w:numId w:val="1005"/>
+        </w:numPr>
+        <w:pStyle w:val="Compact"/>
+      </w:pPr>
+      <w:r>
+        <w:t xml:space="preserve">Why is the driveway a bad meeting spot?</w:t>
+      </w:r>
+    </w:p>
+    <w:p>
+      <w:pPr>
+        <w:numPr>
+          <w:ilvl w:val="0"/>
+          <w:numId w:val="1005"/>
+        </w:numPr>
+        <w:pStyle w:val="Compact"/>
+      </w:pPr>
+      <w:r>
+        <w:t xml:space="preserve">The grandmother’s bedroom is on the second floor and she uses a cane. What does that change about the plan? Would you move her room? What would that cost the family?</w:t>
+      </w:r>
+    </w:p>
+    <w:p>
+      <w:pPr>
+        <w:numPr>
+          <w:ilvl w:val="0"/>
+          <w:numId w:val="1005"/>
+        </w:numPr>
+        <w:pStyle w:val="Compact"/>
+      </w:pPr>
+      <w:r>
+        <w:t xml:space="preserve">Which of the fifteen hazards would you fix first if you had five minutes and no money? Which needs money?</w:t>
       </w:r>
     </w:p>
     <w:p>
@@ -1134,7 +1188,7 @@
       <w:pPr>
         <w:numPr>
           <w:ilvl w:val="0"/>
-          <w:numId w:val="1003"/>
+          <w:numId w:val="1006"/>
         </w:numPr>
         <w:pStyle w:val="Compact"/>
       </w:pPr>
@@ -1196,7 +1250,7 @@
       <w:pPr>
         <w:numPr>
           <w:ilvl w:val="0"/>
-          <w:numId w:val="1003"/>
+          <w:numId w:val="1006"/>
         </w:numPr>
         <w:pStyle w:val="Compact"/>
       </w:pPr>
@@ -1208,7 +1262,7 @@
       <w:pPr>
         <w:numPr>
           <w:ilvl w:val="0"/>
-          <w:numId w:val="1003"/>
+          <w:numId w:val="1006"/>
         </w:numPr>
         <w:pStyle w:val="Compact"/>
       </w:pPr>
@@ -1220,7 +1274,7 @@
       <w:pPr>
         <w:numPr>
           <w:ilvl w:val="0"/>
-          <w:numId w:val="1003"/>
+          <w:numId w:val="1006"/>
         </w:numPr>
         <w:pStyle w:val="Compact"/>
       </w:pPr>
@@ -1247,7 +1301,7 @@
       <w:pPr>
         <w:numPr>
           <w:ilvl w:val="0"/>
-          <w:numId w:val="1003"/>
+          <w:numId w:val="1006"/>
         </w:numPr>
         <w:pStyle w:val="Compact"/>
       </w:pPr>
@@ -1259,7 +1313,7 @@
       <w:pPr>
         <w:numPr>
           <w:ilvl w:val="0"/>
-          <w:numId w:val="1003"/>
+          <w:numId w:val="1006"/>
         </w:numPr>
         <w:pStyle w:val="Compact"/>
       </w:pPr>
@@ -1568,7 +1622,7 @@
       <w:pPr>
         <w:numPr>
           <w:ilvl w:val="0"/>
-          <w:numId w:val="1004"/>
+          <w:numId w:val="1007"/>
         </w:numPr>
         <w:pStyle w:val="Compact"/>
       </w:pPr>
@@ -1604,7 +1658,7 @@
       <w:pPr>
         <w:numPr>
           <w:ilvl w:val="0"/>
-          <w:numId w:val="1004"/>
+          <w:numId w:val="1007"/>
         </w:numPr>
         <w:pStyle w:val="Compact"/>
       </w:pPr>
@@ -1616,7 +1670,7 @@
       <w:pPr>
         <w:numPr>
           <w:ilvl w:val="0"/>
-          <w:numId w:val="1004"/>
+          <w:numId w:val="1007"/>
         </w:numPr>
         <w:pStyle w:val="Compact"/>
       </w:pPr>
@@ -1628,7 +1682,7 @@
       <w:pPr>
         <w:numPr>
           <w:ilvl w:val="0"/>
-          <w:numId w:val="1004"/>
+          <w:numId w:val="1007"/>
         </w:numPr>
         <w:pStyle w:val="Compact"/>
       </w:pPr>
@@ -1652,7 +1706,7 @@
       <w:pPr>
         <w:numPr>
           <w:ilvl w:val="0"/>
-          <w:numId w:val="1004"/>
+          <w:numId w:val="1007"/>
         </w:numPr>
         <w:pStyle w:val="Compact"/>
       </w:pPr>
@@ -1709,7 +1763,7 @@
       <w:pPr>
         <w:numPr>
           <w:ilvl w:val="0"/>
-          <w:numId w:val="1004"/>
+          <w:numId w:val="1007"/>
         </w:numPr>
         <w:pStyle w:val="Compact"/>
       </w:pPr>
@@ -1731,7 +1785,7 @@
       <w:pPr>
         <w:numPr>
           <w:ilvl w:val="0"/>
-          <w:numId w:val="1005"/>
+          <w:numId w:val="1008"/>
         </w:numPr>
         <w:pStyle w:val="Compact"/>
       </w:pPr>
@@ -1743,7 +1797,7 @@
       <w:pPr>
         <w:numPr>
           <w:ilvl w:val="0"/>
-          <w:numId w:val="1005"/>
+          <w:numId w:val="1008"/>
         </w:numPr>
         <w:pStyle w:val="Compact"/>
       </w:pPr>
@@ -1755,7 +1809,7 @@
       <w:pPr>
         <w:numPr>
           <w:ilvl w:val="0"/>
-          <w:numId w:val="1005"/>
+          <w:numId w:val="1008"/>
         </w:numPr>
         <w:pStyle w:val="Compact"/>
       </w:pPr>
@@ -1767,7 +1821,7 @@
       <w:pPr>
         <w:numPr>
           <w:ilvl w:val="0"/>
-          <w:numId w:val="1005"/>
+          <w:numId w:val="1008"/>
         </w:numPr>
         <w:pStyle w:val="Compact"/>
       </w:pPr>
@@ -1779,7 +1833,7 @@
       <w:pPr>
         <w:numPr>
           <w:ilvl w:val="0"/>
-          <w:numId w:val="1005"/>
+          <w:numId w:val="1008"/>
         </w:numPr>
         <w:pStyle w:val="Compact"/>
       </w:pPr>
@@ -2075,6 +2129,118 @@
       </w:pPr>
     </w:lvl>
   </w:abstractNum>
+  <w:abstractNum w:abstractNumId="99411">
+    <w:nsid w:val="71315dca"/>
+    <w:multiLevelType w:val="multilevel"/>
+    <w:lvl w:ilvl="0">
+      <w:start w:val="1"/>
+      <w:numFmt w:val="decimal"/>
+      <w:lvlText w:val="%1."/>
+      <w:lvlJc w:val="left"/>
+      <w:pPr>
+        <w:tabs>
+          <w:tab w:val="num" w:pos="0"/>
+        </w:tabs>
+        <w:ind w:left="480" w:hanging="480"/>
+      </w:pPr>
+    </w:lvl>
+    <w:lvl w:ilvl="1">
+      <w:start w:val="1"/>
+      <w:numFmt w:val="decimal"/>
+      <w:lvlText w:val="%2."/>
+      <w:lvlJc w:val="left"/>
+      <w:pPr>
+        <w:tabs>
+          <w:tab w:val="num" w:pos="720"/>
+        </w:tabs>
+        <w:ind w:left="1200" w:hanging="480"/>
+      </w:pPr>
+    </w:lvl>
+    <w:lvl w:ilvl="2">
+      <w:start w:val="1"/>
+      <w:numFmt w:val="decimal"/>
+      <w:lvlText w:val="%3."/>
+      <w:lvlJc w:val="left"/>
+      <w:pPr>
+        <w:tabs>
+          <w:tab w:val="num" w:pos="1440"/>
+        </w:tabs>
+        <w:ind w:left="1920" w:hanging="480"/>
+      </w:pPr>
+    </w:lvl>
+    <w:lvl w:ilvl="3">
+      <w:start w:val="1"/>
+      <w:numFmt w:val="decimal"/>
+      <w:lvlText w:val="%4."/>
+      <w:lvlJc w:val="left"/>
+      <w:pPr>
+        <w:tabs>
+          <w:tab w:val="num" w:pos="2160"/>
+        </w:tabs>
+        <w:ind w:left="2640" w:hanging="480"/>
+      </w:pPr>
+    </w:lvl>
+    <w:lvl w:ilvl="4">
+      <w:start w:val="1"/>
+      <w:numFmt w:val="decimal"/>
+      <w:lvlText w:val="%5."/>
+      <w:lvlJc w:val="left"/>
+      <w:pPr>
+        <w:tabs>
+          <w:tab w:val="num" w:pos="2880"/>
+        </w:tabs>
+        <w:ind w:left="3360" w:hanging="480"/>
+      </w:pPr>
+    </w:lvl>
+    <w:lvl w:ilvl="5">
+      <w:start w:val="1"/>
+      <w:numFmt w:val="decimal"/>
+      <w:lvlText w:val="%6."/>
+      <w:lvlJc w:val="left"/>
+      <w:pPr>
+        <w:tabs>
+          <w:tab w:val="num" w:pos="3600"/>
+        </w:tabs>
+        <w:ind w:left="4080" w:hanging="480"/>
+      </w:pPr>
+    </w:lvl>
+    <w:lvl w:ilvl="6">
+      <w:start w:val="1"/>
+      <w:numFmt w:val="decimal"/>
+      <w:lvlText w:val="%7."/>
+      <w:lvlJc w:val="left"/>
+      <w:pPr>
+        <w:tabs>
+          <w:tab w:val="num" w:pos="4320"/>
+        </w:tabs>
+        <w:ind w:left="4800" w:hanging="480"/>
+      </w:pPr>
+    </w:lvl>
+    <w:lvl w:ilvl="7">
+      <w:start w:val="1"/>
+      <w:numFmt w:val="decimal"/>
+      <w:lvlText w:val="%8."/>
+      <w:lvlJc w:val="left"/>
+      <w:pPr>
+        <w:tabs>
+          <w:tab w:val="num" w:pos="5040"/>
+        </w:tabs>
+        <w:ind w:left="5520" w:hanging="480"/>
+      </w:pPr>
+    </w:lvl>
+    <w:lvl w:ilvl="8">
+      <w:start w:val="1"/>
+      <w:numFmt w:val="decimal"/>
+      <w:lvlText w:val="%9."/>
+      <w:lvlJc w:val="left"/>
+      <w:pPr>
+        <w:tabs>
+          <w:tab w:val="num" w:pos="5760"/>
+        </w:tabs>
+        <w:ind w:left="6240" w:hanging="480"/>
+      </w:pPr>
+    </w:lvl>
+  </w:abstractNum>
   <w:num w:numId="1000">
     <w:abstractNumId w:val="990"/>
   </w:num>
@@ -2082,7 +2248,34 @@
     <w:abstractNumId w:val="991"/>
   </w:num>
   <w:num w:numId="1002">
-    <w:abstractNumId w:val="991"/>
+    <w:abstractNumId w:val="99411"/>
+    <w:lvlOverride w:ilvl="0">
+      <w:startOverride w:val="1"/>
+    </w:lvlOverride>
+    <w:lvlOverride w:ilvl="1">
+      <w:startOverride w:val="1"/>
+    </w:lvlOverride>
+    <w:lvlOverride w:ilvl="2">
+      <w:startOverride w:val="1"/>
+    </w:lvlOverride>
+    <w:lvlOverride w:ilvl="3">
+      <w:startOverride w:val="1"/>
+    </w:lvlOverride>
+    <w:lvlOverride w:ilvl="4">
+      <w:startOverride w:val="1"/>
+    </w:lvlOverride>
+    <w:lvlOverride w:ilvl="5">
+      <w:startOverride w:val="1"/>
+    </w:lvlOverride>
+    <w:lvlOverride w:ilvl="6">
+      <w:startOverride w:val="1"/>
+    </w:lvlOverride>
+    <w:lvlOverride w:ilvl="7">
+      <w:startOverride w:val="1"/>
+    </w:lvlOverride>
+    <w:lvlOverride w:ilvl="8">
+      <w:startOverride w:val="1"/>
+    </w:lvlOverride>
   </w:num>
   <w:num w:numId="1003">
     <w:abstractNumId w:val="991"/>
@@ -2091,6 +2284,15 @@
     <w:abstractNumId w:val="991"/>
   </w:num>
   <w:num w:numId="1005">
+    <w:abstractNumId w:val="991"/>
+  </w:num>
+  <w:num w:numId="1006">
+    <w:abstractNumId w:val="991"/>
+  </w:num>
+  <w:num w:numId="1007">
+    <w:abstractNumId w:val="991"/>
+  </w:num>
+  <w:num w:numId="1008">
     <w:abstractNumId w:val="991"/>
   </w:num>
 </w:numbering>

--- a/downloads/teacher/04 Units/Unit 04 - Environmental Design and Management - Spaces We Live In/Lesson 04.02 - Home Safety Hunt and Emergency Plans.docx
+++ b/downloads/teacher/04 Units/Unit 04 - Environmental Design and Management - Spaces We Live In/Lesson 04.02 - Home Safety Hunt and Emergency Plans.docx
@@ -449,16 +449,7 @@
         <w:pStyle w:val="Compact"/>
       </w:pPr>
       <w:r>
-        <w:t xml:space="preserve">A real smoke detector and a real CO detector to pass around (a battery model of each; press the test button once so students hear it)</w:t>
-      </w:r>
-      <w:r>
-        <w:t xml:space="preserve"> </w:t>
-      </w:r>
-      <w:r>
-        <w:rPr>
-          <w:rStyle w:val="TeacherNote"/>
-        </w:rPr>
-        <w:t xml:space="preserve">[Sal: the custodian may lend one; otherwise about $15 and $25 at a hardware store, and they go on the classroom wall after]</w:t>
+        <w:t xml:space="preserve">A real smoke detector and a real CO detector to pass around (a battery model of each; press the test button once so students hear it); the custodian may lend them, otherwise about $15 and $25 at a hardware store, and they go on the classroom wall after</w:t>
       </w:r>
     </w:p>
     <w:p>
@@ -1598,15 +1589,6 @@
       <w:r>
         <w:t xml:space="preserve">Inside the building: the school nurse or the fire safety officer visits for five minutes during Lesson 4.3 to show how a detector is tested and where the building’s CO detectors are. FACS gives the nurse a class that has already listed hazards; the nurse gives a second adult voice. Community: the local fire department’s public education officer runs free home-safety talks and sometimes gives out detectors; a good visitor for Lesson 4.16 (careers) too.</w:t>
       </w:r>
-      <w:r>
-        <w:t xml:space="preserve"> </w:t>
-      </w:r>
-      <w:r>
-        <w:rPr>
-          <w:rStyle w:val="TeacherNote"/>
-        </w:rPr>
-        <w:t xml:space="preserve">[Sal: name the department.]</w:t>
-      </w:r>
     </w:p>
     <w:p>
       <w:pPr>
@@ -1713,51 +1695,6 @@
       <w:r>
         <w:t xml:space="preserve">Detector placement and testing guidance follows the U.S. Fire Administration and NFPA public guidance (smoke alarms on every level and in every sleeping area, test monthly, replace at ten years; CO alarms near sleeping areas). Poison Control: 1-800-222-1222.</w:t>
       </w:r>
-      <w:r>
-        <w:t xml:space="preserve"> </w:t>
-      </w:r>
-      <w:r>
-        <w:rPr>
-          <w:rStyle w:val="TeacherNote"/>
-        </w:rPr>
-        <w:t xml:space="preserve">[Sal: confirm the fire death statistic in Step 1 against the current NFPA fact sheet before it goes on a slide; the</w:t>
-      </w:r>
-      <w:r>
-        <w:rPr>
-          <w:rStyle w:val="TeacherNote"/>
-        </w:rPr>
-        <w:t xml:space="preserve"> </w:t>
-      </w:r>
-      <w:r>
-        <w:rPr>
-          <w:rStyle w:val="TeacherNote"/>
-        </w:rPr>
-        <w:t xml:space="preserve">“</w:t>
-      </w:r>
-      <w:r>
-        <w:rPr>
-          <w:rStyle w:val="TeacherNote"/>
-        </w:rPr>
-        <w:t xml:space="preserve">three in five</w:t>
-      </w:r>
-      <w:r>
-        <w:rPr>
-          <w:rStyle w:val="TeacherNote"/>
-        </w:rPr>
-        <w:t xml:space="preserve">”</w:t>
-      </w:r>
-      <w:r>
-        <w:rPr>
-          <w:rStyle w:val="TeacherNote"/>
-        </w:rPr>
-        <w:t xml:space="preserve"> </w:t>
-      </w:r>
-      <w:r>
-        <w:rPr>
-          <w:rStyle w:val="TeacherNote"/>
-        </w:rPr>
-        <w:t xml:space="preserve">figure is from NFPA’s home fire reports and gets updated.]</w:t>
-      </w:r>
     </w:p>
     <w:p>
       <w:pPr>
@@ -1768,7 +1705,7 @@
         <w:pStyle w:val="Compact"/>
       </w:pPr>
       <w:r>
-        <w:t xml:space="preserve">Sal’s own materials: Lesson 1.1 Hunt the Hazard is the pattern; this is the same hunt moved from the kitchen to the whole house.</w:t>
+        <w:t xml:space="preserve">My own materials: Lesson 1.1 Hunt the Hazard is the pattern; this is the same hunt moved from the kitchen to the whole house.</w:t>
       </w:r>
     </w:p>
     <w:p>
@@ -1827,21 +1764,6 @@
       </w:pPr>
       <w:r>
         <w:t xml:space="preserve">Some students will have lived through a house fire or a poisoning scare. Keep the hunt about the paper family. If a student wants to tell a story, take it after class.</w:t>
-      </w:r>
-    </w:p>
-    <w:p>
-      <w:pPr>
-        <w:numPr>
-          <w:ilvl w:val="0"/>
-          <w:numId w:val="1008"/>
-        </w:numPr>
-        <w:pStyle w:val="Compact"/>
-      </w:pPr>
-      <w:r>
-        <w:rPr>
-          <w:rStyle w:val="TeacherNote"/>
-        </w:rPr>
-        <w:t xml:space="preserve">[Sal: your Brentwood room had a real extinguisher and first aid kit walk in Lesson 1.3; point back to it so students see it is the same skill in a new building.]</w:t>
       </w:r>
     </w:p>
     <w:sectPr>
